--- a/zrodla/regulamin-odporne-slaskie-2026.docx
+++ b/zrodla/regulamin-odporne-slaskie-2026.docx
@@ -796,7 +796,7 @@
           <w:sz w:val="22"/>
           <w:szCs w:val="22"/>
         </w:rPr>
-        <w:t xml:space="preserve">Zadanie jest finansowane ze środków Narodowego Instytutu Wolności, Centrum Rozwoju Społeczeństwa Obywatelskiego, w ramach Rządowego Programu wsparcia organizacji pozarządowych Moc Małych Społeczności, Priorytet 2.</w:t>
+        <w:t xml:space="preserve">Zadanie jest finansowane ze środków Narodowego Instytutu Wolności – Centrum Rozwoju Społeczeństwa Obywatelskiego w ramach Rządowego Programu wsparcia organizacji pozarządowych Moc Małych Społeczności, Priorytet 2.</w:t>
       </w:r>
     </w:p>
     <w:p>
@@ -2735,7 +2735,7 @@
           <w:sz w:val="22"/>
           <w:szCs w:val="22"/>
         </w:rPr>
-        <w:t xml:space="preserve">Operator prowadzi w każdym subregionie wyodrębnioną pulę dla MiŚLOP, tak aby osiągnąć minimum 69 mikrodotacji dla tej kategorii podmiotów w skali Konkursu.</w:t>
+        <w:t xml:space="preserve">Operator prowadzi w każdym subregionie wyodrębnioną pulę dla MiŚLOP, tak aby osiągnąć minimum 69 mikrodotacji dla tej kategorii podmiotów w skali Konkursu. Jeżeli na liście rankingowej subregionu liczba wniosków MiŚLOP rekomendowanych w limicie środków jest niższa niż 18, Operator rekomenduje kolejne wnioski MiŚLOP z listy rezerwowej tego subregionu, w kolejności liczby punktów, w miejsce najniżej ocenionych wniosków innych podmiotów, aż do osiągnięcia 18 wniosków MiŚLOP.</w:t>
       </w:r>
     </w:p>
     <w:p>
@@ -3365,7 +3365,7 @@
           <w:sz w:val="22"/>
           <w:szCs w:val="22"/>
         </w:rPr>
-        <w:t xml:space="preserve">Wszystkie płatności są dokonywane bezgotówkowo, z rachunku bankowego Grantobiorcy albo organizacji patronackiej.</w:t>
+        <w:t xml:space="preserve">Wszystkie płatności są dokonywane bezgotówkowo, z rachunku bankowego Grantobiorcy, organizacji patronackiej albo członka grupy nieformalnej wskazanego w umowie.</w:t>
       </w:r>
     </w:p>
     <w:p>
@@ -3925,7 +3925,7 @@
           <w:sz w:val="22"/>
           <w:szCs w:val="22"/>
         </w:rPr>
-        <w:t xml:space="preserve">Nabór trwa 30 dni i jest prowadzony wyłącznie w systemie konkursowym Operatora.</w:t>
+        <w:t xml:space="preserve">Nabór trwa co najmniej 30 dni i jest prowadzony wyłącznie w systemie konkursowym Operatora.</w:t>
       </w:r>
     </w:p>
     <w:p>
@@ -5457,7 +5457,7 @@
           <w:sz w:val="22"/>
           <w:szCs w:val="22"/>
         </w:rPr>
-        <w:t xml:space="preserve">Do dofinansowania rekomenduje się wnioski, które uzyskały co najmniej 25 punktów, to jest 50 procent możliwej punktacji, oraz osiągnęły minimum punktowe w każdym z pięciu kryteriów.</w:t>
+        <w:t xml:space="preserve">Do dofinansowania rekomenduje się wnioski, które uzyskały co najmniej 25 punktów, to jest 50 procent możliwej punktacji, oraz osiągnęły minimum punktowe w każdym z pięciu kryteriów w każdej ze złożonych kart oceny.</w:t>
       </w:r>
     </w:p>
     <w:p>
@@ -5527,7 +5527,7 @@
           <w:sz w:val="22"/>
           <w:szCs w:val="22"/>
         </w:rPr>
-        <w:t xml:space="preserve">Ekspert uzasadnia ocenę w każdym kryterium. Uzasadnienie liczy nie mniej niż 500 znaków dla całej karty.</w:t>
+        <w:t xml:space="preserve">Ekspert uzasadnia ocenę w każdym kryterium, nie mniej niż 100 znaków na kryterium i nie mniej niż 500 znaków dla całej karty.</w:t>
       </w:r>
     </w:p>
     <w:p>
@@ -6262,7 +6262,7 @@
           <w:sz w:val="22"/>
           <w:szCs w:val="22"/>
         </w:rPr>
-        <w:t xml:space="preserve">Grupa nieformalna działająca samodzielnie wskazuje w umowie rachunek bankowy jednego ze swoich członków, na który Operator przekazuje mikrodotację. Osoby tworzące grupę odpowiadają za wydatkowanie i rozliczenie mikrodotacji solidarnie.</w:t>
+        <w:t xml:space="preserve">Grupa nieformalna działająca samodzielnie wskazuje w umowie rachunek bankowy jednego ze swoich członków, na który Operator przekazuje mikrodotację. Umowę w imieniu grupy podpisują osoby wskazane we wniosku jako uprawnione do jej reprezentacji. Osoby tworzące grupę odpowiadają za wydatkowanie i rozliczenie mikrodotacji solidarnie.</w:t>
       </w:r>
     </w:p>
     <w:p>
@@ -8522,7 +8522,7 @@
           <w:sz w:val="22"/>
           <w:szCs w:val="22"/>
         </w:rPr>
-        <w:t xml:space="preserve">Regulamin wchodzi w życie z dniem ogłoszenia Konkursu.</w:t>
+        <w:t xml:space="preserve">Regulamin wchodzi w życie z dniem publikacji na stronie Konkursu, 6 września 2026, i obowiązuje od pierwszego dnia naboru.</w:t>
       </w:r>
     </w:p>
     <w:p>

--- a/zrodla/regulamin-odporne-slaskie-2026.docx
+++ b/zrodla/regulamin-odporne-slaskie-2026.docx
@@ -726,7 +726,7 @@
           <w:sz w:val="22"/>
           <w:szCs w:val="22"/>
         </w:rPr>
-        <w:t xml:space="preserve">Współoferentem, będącym stroną umowy o realizację zadania publicznego, jest Instytut Roździeńskiego z siedzibą w Katowicach przy ulicy Mariackiej 6/7, 40-014 Katowice, wpisany do Krajowego Rejestru Sądowego pod numerem 0000576508, NIP 6312658793.</w:t>
+        <w:t xml:space="preserve">Współoferentem, będącym stroną umowy o realizację zadania publicznego, jest Instytut Roździeńskiego z siedzibą w Katowicach przy ulicy Mariackiej 37/6, 40-014 Katowice, wpisany do Krajowego Rejestru Sądowego pod numerem 0000576508, NIP 6312658793.</w:t>
       </w:r>
     </w:p>
     <w:p>
